--- a/Franchise History Doc.docx
+++ b/Franchise History Doc.docx
@@ -1,6 +1,6 @@
 
 <file path=word/document.xml><?xml version="1.0" encoding="utf-8"?>
-<w:document xmlns:wpc="http://schemas.microsoft.com/office/word/2010/wordprocessingCanvas" xmlns:cx="http://schemas.microsoft.com/office/drawing/2014/chartex" xmlns:cx1="http://schemas.microsoft.com/office/drawing/2015/9/8/chartex" xmlns:cx2="http://schemas.microsoft.com/office/drawing/2015/10/21/chartex" xmlns:cx3="http://schemas.microsoft.com/office/drawing/2016/5/9/chartex" xmlns:cx4="http://schemas.microsoft.com/office/drawing/2016/5/10/chartex" xmlns:cx5="http://schemas.microsoft.com/office/drawing/2016/5/11/chartex" xmlns:cx6="http://schemas.microsoft.com/office/drawing/2016/5/12/chartex" xmlns:cx7="http://schemas.microsoft.com/office/drawing/2016/5/13/chartex" xmlns:cx8="http://schemas.microsoft.com/office/drawing/2016/5/14/chartex" xmlns:mc="http://schemas.openxmlformats.org/markup-compatibility/2006" xmlns:aink="http://schemas.microsoft.com/office/drawing/2016/ink" xmlns:am3d="http://schemas.microsoft.com/office/drawing/2017/model3d" xmlns:o="urn:schemas-microsoft-com:office:office" xmlns:oel="http://schemas.microsoft.com/office/2019/extlst" xmlns:r="http://schemas.openxmlformats.org/officeDocument/2006/relationships" xmlns:m="http://schemas.openxmlformats.org/officeDocument/2006/math" xmlns:v="urn:schemas-microsoft-com:vml" xmlns:wp14="http://schemas.microsoft.com/office/word/2010/wordprocessingDrawing" xmlns:wp="http://schemas.openxmlformats.org/drawingml/2006/wordprocessingDrawing" xmlns:w10="urn:schemas-microsoft-com:office:word" xmlns:w="http://schemas.openxmlformats.org/wordprocessingml/2006/main" xmlns:w14="http://schemas.microsoft.com/office/word/2010/wordml" xmlns:w15="http://schemas.microsoft.com/office/word/2012/wordml" xmlns:w16cei="http://schemas.microsoft.com/office/word/2026/wordml/cei" xmlns:w16cex="http://schemas.microsoft.com/office/word/2018/wordml/cex" xmlns:w16cid="http://schemas.microsoft.com/office/word/2016/wordml/cid" xmlns:w16="http://schemas.microsoft.com/office/word/2018/wordml" xmlns:w16du="http://schemas.microsoft.com/office/word/2023/wordml/word16du" xmlns:w16sdtdh="http://schemas.microsoft.com/office/word/2020/wordml/sdtdatahash" xmlns:w16sdtfl="http://schemas.microsoft.com/office/word/2024/wordml/sdtformatlock" xmlns:w16se="http://schemas.microsoft.com/office/word/2015/wordml/symex" xmlns:wpg="http://schemas.microsoft.com/office/word/2010/wordprocessingGroup" xmlns:wpi="http://schemas.microsoft.com/office/word/2010/wordprocessingInk" xmlns:wne="http://schemas.microsoft.com/office/word/2006/wordml" xmlns:wps="http://schemas.microsoft.com/office/word/2010/wordprocessingShape" mc:Ignorable="w14 w15 w16se w16cid w16 w16cex w16sdtdh w16sdtfl w16du wp14">
+<w:document xmlns:wpc="http://schemas.microsoft.com/office/word/2010/wordprocessingCanvas" xmlns:cx="http://schemas.microsoft.com/office/drawing/2014/chartex" xmlns:cx1="http://schemas.microsoft.com/office/drawing/2015/9/8/chartex" xmlns:cx2="http://schemas.microsoft.com/office/drawing/2015/10/21/chartex" xmlns:cx3="http://schemas.microsoft.com/office/drawing/2016/5/9/chartex" xmlns:cx4="http://schemas.microsoft.com/office/drawing/2016/5/10/chartex" xmlns:cx5="http://schemas.microsoft.com/office/drawing/2016/5/11/chartex" xmlns:cx6="http://schemas.microsoft.com/office/drawing/2016/5/12/chartex" xmlns:cx7="http://schemas.microsoft.com/office/drawing/2016/5/13/chartex" xmlns:cx8="http://schemas.microsoft.com/office/drawing/2016/5/14/chartex" xmlns:mc="http://schemas.openxmlformats.org/markup-compatibility/2006" xmlns:aink="http://schemas.microsoft.com/office/drawing/2016/ink" xmlns:am3d="http://schemas.microsoft.com/office/drawing/2017/model3d" xmlns:o="urn:schemas-microsoft-com:office:office" xmlns:oel="http://schemas.microsoft.com/office/2019/extlst" xmlns:r="http://schemas.openxmlformats.org/officeDocument/2006/relationships" xmlns:m="http://schemas.openxmlformats.org/officeDocument/2006/math" xmlns:v="urn:schemas-microsoft-com:vml" xmlns:wp14="http://schemas.microsoft.com/office/word/2010/wordprocessingDrawing" xmlns:wp="http://schemas.openxmlformats.org/drawingml/2006/wordprocessingDrawing" xmlns:w10="urn:schemas-microsoft-com:office:word" xmlns:w="http://schemas.openxmlformats.org/wordprocessingml/2006/main" xmlns:w14="http://schemas.microsoft.com/office/word/2010/wordml" xmlns:w15="http://schemas.microsoft.com/office/word/2012/wordml" xmlns:w16cex="http://schemas.microsoft.com/office/word/2018/wordml/cex" xmlns:w16cid="http://schemas.microsoft.com/office/word/2016/wordml/cid" xmlns:w16="http://schemas.microsoft.com/office/word/2018/wordml" xmlns:w16du="http://schemas.microsoft.com/office/word/2023/wordml/word16du" xmlns:w16sdtdh="http://schemas.microsoft.com/office/word/2020/wordml/sdtdatahash" xmlns:w16sdtfl="http://schemas.microsoft.com/office/word/2024/wordml/sdtformatlock" xmlns:w16se="http://schemas.microsoft.com/office/word/2015/wordml/symex" xmlns:wpg="http://schemas.microsoft.com/office/word/2010/wordprocessingGroup" xmlns:wpi="http://schemas.microsoft.com/office/word/2010/wordprocessingInk" xmlns:wne="http://schemas.microsoft.com/office/word/2006/wordml" xmlns:wps="http://schemas.microsoft.com/office/word/2010/wordprocessingShape" mc:Ignorable="w14 w15 w16se w16cid w16 w16cex w16sdtdh w16sdtfl w16du wp14">
   <w:body>
     <w:p>
       <w:r>
@@ -135,8 +135,13 @@
     <w:p>
       <w:r>
         <w:lastRenderedPageBreak/>
-        <w:t>Seattle SuperSonics</w:t>
-      </w:r>
+        <w:t xml:space="preserve">Seattle </w:t>
+      </w:r>
+      <w:proofErr w:type="spellStart"/>
+      <w:r>
+        <w:t>SuperSonics</w:t>
+      </w:r>
+      <w:proofErr w:type="spellEnd"/>
     </w:p>
     <w:p>
       <w:r>
@@ -177,7 +182,15 @@
     </w:p>
     <w:p>
       <w:r>
-        <w:t>Vancouver Grizzlies relocate and become Memphis Grizzlies</w:t>
+        <w:t xml:space="preserve">Vancouver Grizzlies </w:t>
+      </w:r>
+      <w:proofErr w:type="gramStart"/>
+      <w:r>
+        <w:t>relocate</w:t>
+      </w:r>
+      <w:proofErr w:type="gramEnd"/>
+      <w:r>
+        <w:t xml:space="preserve"> and become Memphis Grizzlies</w:t>
       </w:r>
     </w:p>
     <w:p/>
@@ -188,7 +201,15 @@
     </w:p>
     <w:p>
       <w:r>
-        <w:t>Charlotte Hornets relocate and become New Orleans Hornets</w:t>
+        <w:t xml:space="preserve">Charlotte Hornets </w:t>
+      </w:r>
+      <w:proofErr w:type="gramStart"/>
+      <w:r>
+        <w:t>relocate</w:t>
+      </w:r>
+      <w:proofErr w:type="gramEnd"/>
+      <w:r>
+        <w:t xml:space="preserve"> and become New Orleans Hornets</w:t>
       </w:r>
     </w:p>
     <w:p/>
@@ -232,7 +253,15 @@
     </w:p>
     <w:p>
       <w:r>
-        <w:t>Seattle SuperSonics relocate and become Oklahoma City Thunder</w:t>
+        <w:t xml:space="preserve">Seattle </w:t>
+      </w:r>
+      <w:proofErr w:type="spellStart"/>
+      <w:r>
+        <w:t>SuperSonics</w:t>
+      </w:r>
+      <w:proofErr w:type="spellEnd"/>
+      <w:r>
+        <w:t xml:space="preserve"> relocate and become Oklahoma City Thunder</w:t>
       </w:r>
     </w:p>
     <w:p/>
@@ -318,8 +347,13 @@
     </w:p>
     <w:p>
       <w:r>
-        <w:t>Utah Starzz</w:t>
-      </w:r>
+        <w:t xml:space="preserve">Utah </w:t>
+      </w:r>
+      <w:proofErr w:type="spellStart"/>
+      <w:r>
+        <w:t>Starzz</w:t>
+      </w:r>
+      <w:proofErr w:type="spellEnd"/>
     </w:p>
     <w:p/>
     <w:p>
@@ -392,17 +426,46 @@
     </w:p>
     <w:p>
       <w:r>
-        <w:t>Portland Fire franchise folded</w:t>
-      </w:r>
-    </w:p>
-    <w:p>
-      <w:r>
-        <w:t>Orlando Miracle relocate and become Connecticut Sun</w:t>
-      </w:r>
-    </w:p>
-    <w:p>
-      <w:r>
-        <w:t>Utah Starzz relocate and become San Antonio Silver Stars</w:t>
+        <w:t xml:space="preserve">Portland Fire </w:t>
+      </w:r>
+      <w:proofErr w:type="gramStart"/>
+      <w:r>
+        <w:t>franchise folded</w:t>
+      </w:r>
+      <w:proofErr w:type="gramEnd"/>
+    </w:p>
+    <w:p>
+      <w:r>
+        <w:t xml:space="preserve">Orlando Miracle </w:t>
+      </w:r>
+      <w:proofErr w:type="gramStart"/>
+      <w:r>
+        <w:t>relocate</w:t>
+      </w:r>
+      <w:proofErr w:type="gramEnd"/>
+      <w:r>
+        <w:t xml:space="preserve"> and </w:t>
+      </w:r>
+      <w:proofErr w:type="gramStart"/>
+      <w:r>
+        <w:t>become</w:t>
+      </w:r>
+      <w:proofErr w:type="gramEnd"/>
+      <w:r>
+        <w:t xml:space="preserve"> Connecticut Sun</w:t>
+      </w:r>
+    </w:p>
+    <w:p>
+      <w:r>
+        <w:t xml:space="preserve">Utah </w:t>
+      </w:r>
+      <w:proofErr w:type="spellStart"/>
+      <w:r>
+        <w:t>Starzz</w:t>
+      </w:r>
+      <w:proofErr w:type="spellEnd"/>
+      <w:r>
+        <w:t xml:space="preserve"> relocate and become San Antonio Silver Stars</w:t>
       </w:r>
     </w:p>
     <w:p/>
@@ -474,7 +537,23 @@
     </w:p>
     <w:p>
       <w:r>
-        <w:t>Detroit Shock relocate and become Tulsa Shock</w:t>
+        <w:t xml:space="preserve">Detroit Shock </w:t>
+      </w:r>
+      <w:proofErr w:type="gramStart"/>
+      <w:r>
+        <w:t>relocate</w:t>
+      </w:r>
+      <w:proofErr w:type="gramEnd"/>
+      <w:r>
+        <w:t xml:space="preserve"> and </w:t>
+      </w:r>
+      <w:proofErr w:type="gramStart"/>
+      <w:r>
+        <w:t>become</w:t>
+      </w:r>
+      <w:proofErr w:type="gramEnd"/>
+      <w:r>
+        <w:t xml:space="preserve"> Tulsa Shock</w:t>
       </w:r>
     </w:p>
     <w:p/>
@@ -496,7 +575,23 @@
     </w:p>
     <w:p>
       <w:r>
-        <w:t>Tulsa Shock relocate and become Dallas Wings</w:t>
+        <w:t xml:space="preserve">Tulsa Shock </w:t>
+      </w:r>
+      <w:proofErr w:type="gramStart"/>
+      <w:r>
+        <w:t>relocate</w:t>
+      </w:r>
+      <w:proofErr w:type="gramEnd"/>
+      <w:r>
+        <w:t xml:space="preserve"> and </w:t>
+      </w:r>
+      <w:proofErr w:type="gramStart"/>
+      <w:r>
+        <w:t>become</w:t>
+      </w:r>
+      <w:proofErr w:type="gramEnd"/>
+      <w:r>
+        <w:t xml:space="preserve"> Dallas Wings</w:t>
       </w:r>
     </w:p>
     <w:p/>
@@ -546,36 +641,313 @@
     </w:p>
     <w:p>
       <w:r>
-        <w:t>Connecticut Sun relocate and become the Houston Comets</w:t>
-      </w:r>
-    </w:p>
-    <w:p/>
-    <w:p/>
-    <w:p/>
-    <w:p/>
-    <w:p>
-      <w:r>
-        <w:t>NO to NO</w:t>
-      </w:r>
-      <w:r>
-        <w:t>P</w:t>
-      </w:r>
-    </w:p>
-    <w:p>
-      <w:r>
-        <w:t>SA to SAS</w:t>
-      </w:r>
-    </w:p>
-    <w:p>
-      <w:r>
-        <w:t>GS to GSW</w:t>
-      </w:r>
-    </w:p>
-    <w:p>
-      <w:r>
-        <w:t>NY to NYK</w:t>
-      </w:r>
-    </w:p>
+        <w:t xml:space="preserve">Connecticut Sun </w:t>
+      </w:r>
+      <w:proofErr w:type="gramStart"/>
+      <w:r>
+        <w:t>relocate</w:t>
+      </w:r>
+      <w:proofErr w:type="gramEnd"/>
+      <w:r>
+        <w:t xml:space="preserve"> and become the Houston Comets</w:t>
+      </w:r>
+    </w:p>
+    <w:p>
+      <w:r>
+        <w:t>2028: (upcoming)</w:t>
+      </w:r>
+    </w:p>
+    <w:p>
+      <w:r>
+        <w:t>Cleveland Spirits expansion/revive (unsure make decision)</w:t>
+      </w:r>
+    </w:p>
+    <w:p/>
+    <w:p/>
+    <w:p/>
+    <w:p>
+      <w:r>
+        <w:t>NFL:</w:t>
+      </w:r>
+    </w:p>
+    <w:p>
+      <w:r>
+        <w:t>1996 Teams</w:t>
+      </w:r>
+    </w:p>
+    <w:p>
+      <w:r>
+        <w:t>Arizona Cardinals</w:t>
+      </w:r>
+    </w:p>
+    <w:p>
+      <w:r>
+        <w:t>Atlanta Falcons</w:t>
+      </w:r>
+    </w:p>
+    <w:p>
+      <w:r>
+        <w:t>Baltimore Ravens</w:t>
+      </w:r>
+    </w:p>
+    <w:p>
+      <w:r>
+        <w:t>Buffalo Bills</w:t>
+      </w:r>
+    </w:p>
+    <w:p>
+      <w:r>
+        <w:t>Carolina Panthers</w:t>
+      </w:r>
+    </w:p>
+    <w:p>
+      <w:r>
+        <w:t>Chicago Bears</w:t>
+      </w:r>
+    </w:p>
+    <w:p>
+      <w:r>
+        <w:t>Cincinnati Bengals</w:t>
+      </w:r>
+    </w:p>
+    <w:p>
+      <w:r>
+        <w:t>Dallas Cowboys</w:t>
+      </w:r>
+    </w:p>
+    <w:p>
+      <w:r>
+        <w:t>Denver Broncos</w:t>
+      </w:r>
+    </w:p>
+    <w:p>
+      <w:r>
+        <w:t>Detroit Lions</w:t>
+      </w:r>
+    </w:p>
+    <w:p>
+      <w:r>
+        <w:t>Green Bay Packers</w:t>
+      </w:r>
+    </w:p>
+    <w:p>
+      <w:r>
+        <w:t>Houston Oilers</w:t>
+      </w:r>
+    </w:p>
+    <w:p>
+      <w:r>
+        <w:t>Indianapolis Colts</w:t>
+      </w:r>
+    </w:p>
+    <w:p>
+      <w:r>
+        <w:t>Jacksonville Jaguars</w:t>
+      </w:r>
+    </w:p>
+    <w:p>
+      <w:r>
+        <w:t>Kansas City Chiefs</w:t>
+      </w:r>
+    </w:p>
+    <w:p>
+      <w:r>
+        <w:t>Miami Dolphins</w:t>
+      </w:r>
+    </w:p>
+    <w:p>
+      <w:r>
+        <w:t>Minnesota Vikings</w:t>
+      </w:r>
+    </w:p>
+    <w:p>
+      <w:r>
+        <w:lastRenderedPageBreak/>
+        <w:t>New England Patriots</w:t>
+      </w:r>
+    </w:p>
+    <w:p>
+      <w:r>
+        <w:t>New Orleans Saints</w:t>
+      </w:r>
+    </w:p>
+    <w:p>
+      <w:r>
+        <w:t>New York Giants</w:t>
+      </w:r>
+    </w:p>
+    <w:p>
+      <w:r>
+        <w:t>New York Jets</w:t>
+      </w:r>
+    </w:p>
+    <w:p>
+      <w:r>
+        <w:t>Oakland Raiders</w:t>
+      </w:r>
+    </w:p>
+    <w:p>
+      <w:r>
+        <w:t>Philadelphia Eagles</w:t>
+      </w:r>
+    </w:p>
+    <w:p>
+      <w:r>
+        <w:t>Pittsburgh Steelers</w:t>
+      </w:r>
+    </w:p>
+    <w:p>
+      <w:r>
+        <w:t>San Diego Chargers</w:t>
+      </w:r>
+    </w:p>
+    <w:p>
+      <w:r>
+        <w:t>Seattle Seahawks</w:t>
+      </w:r>
+    </w:p>
+    <w:p>
+      <w:r>
+        <w:t>St. Louis Rams</w:t>
+      </w:r>
+    </w:p>
+    <w:p>
+      <w:r>
+        <w:t>Tampa Bay Buccaneers</w:t>
+      </w:r>
+    </w:p>
+    <w:p>
+      <w:r>
+        <w:t>Washington Redskins</w:t>
+      </w:r>
+    </w:p>
+    <w:p/>
+    <w:p>
+      <w:r>
+        <w:t>1997:</w:t>
+      </w:r>
+    </w:p>
+    <w:p>
+      <w:r>
+        <w:t>Houston Oilers</w:t>
+      </w:r>
+      <w:r>
+        <w:t xml:space="preserve"> </w:t>
+      </w:r>
+      <w:proofErr w:type="gramStart"/>
+      <w:r>
+        <w:t>relocate</w:t>
+      </w:r>
+      <w:proofErr w:type="gramEnd"/>
+      <w:r>
+        <w:t xml:space="preserve"> and </w:t>
+      </w:r>
+      <w:proofErr w:type="gramStart"/>
+      <w:r>
+        <w:t>become</w:t>
+      </w:r>
+      <w:proofErr w:type="gramEnd"/>
+      <w:r>
+        <w:t xml:space="preserve"> the </w:t>
+      </w:r>
+      <w:r>
+        <w:t>Tennessee Oilers</w:t>
+      </w:r>
+    </w:p>
+    <w:p/>
+    <w:p>
+      <w:r>
+        <w:t>1999:</w:t>
+      </w:r>
+    </w:p>
+    <w:p>
+      <w:r>
+        <w:t>Tennessee Oilers relocate and become the Tennessee Titans</w:t>
+      </w:r>
+    </w:p>
+    <w:p>
+      <w:r>
+        <w:t>Cleveland Browns added as an expansion team</w:t>
+      </w:r>
+    </w:p>
+    <w:p/>
+    <w:p>
+      <w:r>
+        <w:t>2002:</w:t>
+      </w:r>
+    </w:p>
+    <w:p>
+      <w:r>
+        <w:t>Houston Texans added as an expansion team</w:t>
+      </w:r>
+    </w:p>
+    <w:p/>
+    <w:p>
+      <w:r>
+        <w:t>2016:</w:t>
+      </w:r>
+    </w:p>
+    <w:p>
+      <w:r>
+        <w:t>St. Louis Rams relocate and become the Los Angeles Rams</w:t>
+      </w:r>
+    </w:p>
+    <w:p/>
+    <w:p>
+      <w:r>
+        <w:lastRenderedPageBreak/>
+        <w:t>2017:</w:t>
+      </w:r>
+    </w:p>
+    <w:p>
+      <w:r>
+        <w:t>San Diego Chargers relocate and become the Los Angeles Chargers</w:t>
+      </w:r>
+    </w:p>
+    <w:p/>
+    <w:p>
+      <w:r>
+        <w:t>2020:</w:t>
+      </w:r>
+    </w:p>
+    <w:p>
+      <w:r>
+        <w:t>Washington Redskins relocate and become the Washington Football Team</w:t>
+      </w:r>
+    </w:p>
+    <w:p>
+      <w:r>
+        <w:t>Oakland Raiders relocate and become the Las Vegas Raiders</w:t>
+      </w:r>
+    </w:p>
+    <w:p/>
+    <w:p>
+      <w:r>
+        <w:t>2022:</w:t>
+      </w:r>
+    </w:p>
+    <w:p>
+      <w:r>
+        <w:t xml:space="preserve">Washington Football Team </w:t>
+      </w:r>
+      <w:proofErr w:type="gramStart"/>
+      <w:r>
+        <w:t>relocate</w:t>
+      </w:r>
+      <w:proofErr w:type="gramEnd"/>
+      <w:r>
+        <w:t xml:space="preserve"> and </w:t>
+      </w:r>
+      <w:proofErr w:type="gramStart"/>
+      <w:r>
+        <w:t>become</w:t>
+      </w:r>
+      <w:proofErr w:type="gramEnd"/>
+      <w:r>
+        <w:t xml:space="preserve"> the Washington Commanders</w:t>
+      </w:r>
+    </w:p>
+    <w:p/>
     <w:sectPr>
       <w:pgSz w:w="12240" w:h="15840"/>
       <w:pgMar w:top="1440" w:right="1440" w:bottom="1440" w:left="1440" w:header="720" w:footer="720" w:gutter="0"/>
